--- a/Курсовая.docx
+++ b/Курсовая.docx
@@ -13649,6 +13649,9 @@
         <w:ind w:left="567"/>
       </w:pPr>
       <w:r>
+        <w:rPr>
+          <w:noProof/>
+        </w:rPr>
         <w:drawing>
           <wp:inline distT="0" distB="0" distL="0" distR="0" wp14:anchorId="0C7DCE0F" wp14:editId="7DBEE072">
             <wp:extent cx="5940425" cy="4559300"/>
@@ -14005,12 +14008,6 @@
           <w:lang w:val="en-US"/>
         </w:rPr>
         <w:t>Coursework</w:t>
-      </w:r>
-      <w:r>
-        <w:rPr>
-          <w:rFonts w:ascii="Times New Roman" w:hAnsi="Times New Roman"/>
-        </w:rPr>
-        <w:t>3</w:t>
       </w:r>
     </w:p>
     <w:p>
